--- a/course_materials/original_format/assignments/De1-QLDSV_HTC-SQLSERVER.docx
+++ b/course_materials/original_format/assignments/De1-QLDSV_HTC-SQLSERVER.docx
@@ -1,6 +1,6 @@
 
 <file path=word/document.xml><?xml version="1.0" encoding="utf-8"?>
-<w:document xmlns:wpc="http://schemas.microsoft.com/office/word/2010/wordprocessingCanvas" xmlns:mc="http://schemas.openxmlformats.org/markup-compatibility/2006" xmlns:o="urn:schemas-microsoft-com:office:office" xmlns:r="http://schemas.openxmlformats.org/officeDocument/2006/relationships" xmlns:m="http://schemas.openxmlformats.org/officeDocument/2006/math" xmlns:v="urn:schemas-microsoft-com:vml" xmlns:wp14="http://schemas.microsoft.com/office/word/2010/wordprocessingDrawing" xmlns:wp="http://schemas.openxmlformats.org/drawingml/2006/wordprocessingDrawing" xmlns:w10="urn:schemas-microsoft-com:office:word" xmlns:w="http://schemas.openxmlformats.org/wordprocessingml/2006/main" xmlns:w14="http://schemas.microsoft.com/office/word/2010/wordml" xmlns:w15="http://schemas.microsoft.com/office/word/2012/wordml" xmlns:wpg="http://schemas.microsoft.com/office/word/2010/wordprocessingGroup" xmlns:wpi="http://schemas.microsoft.com/office/word/2010/wordprocessingInk" xmlns:wne="http://schemas.microsoft.com/office/word/2006/wordml" xmlns:wps="http://schemas.microsoft.com/office/word/2010/wordprocessingShape" mc:Ignorable="w14 w15 wp14">
+<w:document xmlns:wpc="http://schemas.microsoft.com/office/word/2010/wordprocessingCanvas" xmlns:cx="http://schemas.microsoft.com/office/drawing/2014/chartex" xmlns:cx1="http://schemas.microsoft.com/office/drawing/2015/9/8/chartex" xmlns:cx2="http://schemas.microsoft.com/office/drawing/2015/10/21/chartex" xmlns:cx3="http://schemas.microsoft.com/office/drawing/2016/5/9/chartex" xmlns:cx4="http://schemas.microsoft.com/office/drawing/2016/5/10/chartex" xmlns:cx5="http://schemas.microsoft.com/office/drawing/2016/5/11/chartex" xmlns:cx6="http://schemas.microsoft.com/office/drawing/2016/5/12/chartex" xmlns:cx7="http://schemas.microsoft.com/office/drawing/2016/5/13/chartex" xmlns:cx8="http://schemas.microsoft.com/office/drawing/2016/5/14/chartex" xmlns:mc="http://schemas.openxmlformats.org/markup-compatibility/2006" xmlns:aink="http://schemas.microsoft.com/office/drawing/2016/ink" xmlns:am3d="http://schemas.microsoft.com/office/drawing/2017/model3d" xmlns:o="urn:schemas-microsoft-com:office:office" xmlns:oel="http://schemas.microsoft.com/office/2019/extlst" xmlns:r="http://schemas.openxmlformats.org/officeDocument/2006/relationships" xmlns:m="http://schemas.openxmlformats.org/officeDocument/2006/math" xmlns:v="urn:schemas-microsoft-com:vml" xmlns:wp14="http://schemas.microsoft.com/office/word/2010/wordprocessingDrawing" xmlns:wp="http://schemas.openxmlformats.org/drawingml/2006/wordprocessingDrawing" xmlns:w10="urn:schemas-microsoft-com:office:word" xmlns:w="http://schemas.openxmlformats.org/wordprocessingml/2006/main" xmlns:w14="http://schemas.microsoft.com/office/word/2010/wordml" xmlns:w15="http://schemas.microsoft.com/office/word/2012/wordml" xmlns:w16cex="http://schemas.microsoft.com/office/word/2018/wordml/cex" xmlns:w16cid="http://schemas.microsoft.com/office/word/2016/wordml/cid" xmlns:w16="http://schemas.microsoft.com/office/word/2018/wordml" xmlns:w16du="http://schemas.microsoft.com/office/word/2023/wordml/word16du" xmlns:w16sdtdh="http://schemas.microsoft.com/office/word/2020/wordml/sdtdatahash" xmlns:w16sdtfl="http://schemas.microsoft.com/office/word/2024/wordml/sdtformatlock" xmlns:w16se="http://schemas.microsoft.com/office/word/2015/wordml/symex" xmlns:wpg="http://schemas.microsoft.com/office/word/2010/wordprocessingGroup" xmlns:wpi="http://schemas.microsoft.com/office/word/2010/wordprocessingInk" xmlns:wne="http://schemas.microsoft.com/office/word/2006/wordml" xmlns:wps="http://schemas.microsoft.com/office/word/2010/wordprocessingShape" mc:Ignorable="w14 w15 w16se w16cid w16 w16cex w16sdtdh w16sdtfl w16du wp14">
   <w:body>
     <w:p>
       <w:pPr>
@@ -20,9 +20,8 @@
           <w:sz w:val="30"/>
           <w:szCs w:val="20"/>
         </w:rPr>
-        <w:t xml:space="preserve">ĐỀ TÀI </w:t>
-      </w:r>
-      <w:proofErr w:type="gramStart"/>
+        <w:t xml:space="preserve">ĐỀ TÀI MÔN  </w:t>
+      </w:r>
       <w:r>
         <w:rPr>
           <w:rFonts w:ascii="Times New Roman" w:eastAsia="Times New Roman" w:hAnsi="Times New Roman" w:cs="Times New Roman"/>
@@ -30,26 +29,7 @@
           <w:sz w:val="30"/>
           <w:szCs w:val="20"/>
         </w:rPr>
-        <w:t xml:space="preserve">MÔN  </w:t>
-      </w:r>
-      <w:r>
-        <w:rPr>
-          <w:rFonts w:ascii="Times New Roman" w:eastAsia="Times New Roman" w:hAnsi="Times New Roman" w:cs="Times New Roman"/>
-          <w:b/>
-          <w:sz w:val="30"/>
-          <w:szCs w:val="20"/>
-        </w:rPr>
-        <w:t>HỆ</w:t>
-      </w:r>
-      <w:proofErr w:type="gramEnd"/>
-      <w:r>
-        <w:rPr>
-          <w:rFonts w:ascii="Times New Roman" w:eastAsia="Times New Roman" w:hAnsi="Times New Roman" w:cs="Times New Roman"/>
-          <w:b/>
-          <w:sz w:val="30"/>
-          <w:szCs w:val="20"/>
-        </w:rPr>
-        <w:t xml:space="preserve"> </w:t>
+        <w:t xml:space="preserve">HỆ </w:t>
       </w:r>
       <w:r>
         <w:rPr>
@@ -136,7 +116,6 @@
           <w:szCs w:val="20"/>
         </w:rPr>
       </w:pPr>
-      <w:proofErr w:type="gramStart"/>
       <w:r>
         <w:rPr>
           <w:rFonts w:ascii="Times New Roman" w:eastAsia="Times New Roman" w:hAnsi="Times New Roman" w:cs="Times New Roman"/>
@@ -154,7 +133,6 @@
         </w:rPr>
         <w:t xml:space="preserve"> :</w:t>
       </w:r>
-      <w:proofErr w:type="gramEnd"/>
     </w:p>
     <w:tbl>
       <w:tblPr>
@@ -442,17 +420,7 @@
           <w:sz w:val="26"/>
           <w:szCs w:val="20"/>
         </w:rPr>
-        <w:t xml:space="preserve">b. </w:t>
-      </w:r>
-      <w:proofErr w:type="gramStart"/>
-      <w:r>
-        <w:rPr>
-          <w:rFonts w:ascii="Times New Roman" w:eastAsia="Times New Roman" w:hAnsi="Times New Roman" w:cs="Times New Roman"/>
-          <w:b/>
-          <w:sz w:val="26"/>
-          <w:szCs w:val="20"/>
-        </w:rPr>
-        <w:t>Lop</w:t>
+        <w:t>b. Lop</w:t>
       </w:r>
       <w:r>
         <w:rPr>
@@ -462,7 +430,6 @@
         </w:rPr>
         <w:t xml:space="preserve"> :</w:t>
       </w:r>
-      <w:proofErr w:type="gramEnd"/>
     </w:p>
     <w:tbl>
       <w:tblPr>
@@ -4945,25 +4912,7 @@
           <w:sz w:val="26"/>
           <w:szCs w:val="26"/>
         </w:rPr>
-        <w:t xml:space="preserve"> viên sử dụng chương trình thì phải đăng ký trước.  Đối với sinh viên thì tất cả sinh viên dùng </w:t>
-      </w:r>
-      <w:proofErr w:type="gramStart"/>
-      <w:r>
-        <w:rPr>
-          <w:rFonts w:ascii="Times New Roman" w:hAnsi="Times New Roman"/>
-          <w:sz w:val="26"/>
-          <w:szCs w:val="26"/>
-        </w:rPr>
-        <w:t>chung</w:t>
-      </w:r>
-      <w:proofErr w:type="gramEnd"/>
-      <w:r>
-        <w:rPr>
-          <w:rFonts w:ascii="Times New Roman" w:hAnsi="Times New Roman"/>
-          <w:sz w:val="26"/>
-          <w:szCs w:val="26"/>
-        </w:rPr>
-        <w:t xml:space="preserve"> login sv để kết nố</w:t>
+        <w:t xml:space="preserve"> viên sử dụng chương trình thì phải đăng ký trước.  Đối với sinh viên thì tất cả sinh viên dùng chung login sv để kết nố</w:t>
       </w:r>
       <w:r>
         <w:rPr>
@@ -5347,25 +5296,7 @@
           <w:sz w:val="26"/>
           <w:szCs w:val="20"/>
         </w:rPr>
-        <w:t xml:space="preserve">t </w:t>
-      </w:r>
-      <w:proofErr w:type="gramStart"/>
-      <w:r>
-        <w:rPr>
-          <w:rFonts w:ascii="Times New Roman" w:eastAsia="Times New Roman" w:hAnsi="Times New Roman" w:cs="Times New Roman"/>
-          <w:sz w:val="26"/>
-          <w:szCs w:val="20"/>
-        </w:rPr>
-        <w:t>lệnh :</w:t>
-      </w:r>
-      <w:proofErr w:type="gramEnd"/>
-      <w:r>
-        <w:rPr>
-          <w:rFonts w:ascii="Times New Roman" w:eastAsia="Times New Roman" w:hAnsi="Times New Roman" w:cs="Times New Roman"/>
-          <w:sz w:val="26"/>
-          <w:szCs w:val="20"/>
-        </w:rPr>
-        <w:t xml:space="preserve"> </w:t>
+        <w:t xml:space="preserve">t lệnh : </w:t>
       </w:r>
       <w:r>
         <w:rPr>
@@ -5389,15 +5320,7 @@
           <w:sz w:val="26"/>
           <w:szCs w:val="20"/>
         </w:rPr>
-        <w:t xml:space="preserve">. </w:t>
-      </w:r>
-      <w:r>
-        <w:rPr>
-          <w:rFonts w:ascii="Times New Roman" w:eastAsia="Times New Roman" w:hAnsi="Times New Roman" w:cs="Times New Roman"/>
-          <w:sz w:val="26"/>
-          <w:szCs w:val="20"/>
-        </w:rPr>
-        <w:t xml:space="preserve">Chức năng này do tài khoản thuộc nhóm PGV </w:t>
+        <w:t xml:space="preserve">. Chức năng này do tài khoản thuộc nhóm PGV </w:t>
       </w:r>
       <w:r>
         <w:rPr>
@@ -5433,10 +5356,7 @@
         <w:t>g Thêm, Xóa, Ghi, Phục hồi thông tin của lớp tín chỉ</w:t>
       </w:r>
       <w:r>
-        <w:t xml:space="preserve">. </w:t>
-      </w:r>
-      <w:r>
-        <w:t xml:space="preserve">Chức năng này do tài khoản thuộc nhóm PGV </w:t>
+        <w:t xml:space="preserve">. Chức năng này do tài khoản thuộc nhóm PGV </w:t>
       </w:r>
       <w:r>
         <w:t>nhập</w:t>
@@ -5489,15 +5409,7 @@
         <w:t xml:space="preserve"> (chưa hủy)</w:t>
       </w:r>
       <w:r>
-        <w:t xml:space="preserve">. Dữ liệu in ra </w:t>
-      </w:r>
-      <w:proofErr w:type="gramStart"/>
-      <w:r>
-        <w:t>gồm :</w:t>
-      </w:r>
-      <w:proofErr w:type="gramEnd"/>
-      <w:r>
-        <w:t xml:space="preserve"> MAMH, TENMH, </w:t>
+        <w:t xml:space="preserve">. Dữ liệu in ra gồm : MAMH, TENMH, </w:t>
       </w:r>
       <w:r>
         <w:t xml:space="preserve">nhóm, </w:t>
@@ -5515,10 +5427,7 @@
         <w:t xml:space="preserve"> </w:t>
       </w:r>
       <w:r>
-        <w:t xml:space="preserve">Chức năng này do tài khoản thuộc nhóm PGV </w:t>
-      </w:r>
-      <w:r>
-        <w:t>thực hiện.</w:t>
+        <w:t>Chức năng này do tài khoản thuộc nhóm PGV thực hiện.</w:t>
       </w:r>
     </w:p>
     <w:p>
@@ -5556,17 +5465,7 @@
           <w:sz w:val="26"/>
           <w:szCs w:val="20"/>
         </w:rPr>
-        <w:t>:  Điểm thuộc khoa nào thì khoa đó nhập hoặ</w:t>
-      </w:r>
-      <w:bookmarkStart w:id="0" w:name="_GoBack"/>
-      <w:bookmarkEnd w:id="0"/>
-      <w:r>
-        <w:rPr>
-          <w:rFonts w:ascii="Times New Roman" w:eastAsia="Times New Roman" w:hAnsi="Times New Roman" w:cs="Times New Roman"/>
-          <w:sz w:val="26"/>
-          <w:szCs w:val="20"/>
-        </w:rPr>
-        <w:t>c PGV nhập</w:t>
+        <w:t>:  Điểm thuộc khoa nào thì khoa đó nhập hoặc PGV nhập</w:t>
       </w:r>
       <w:r>
         <w:rPr>
@@ -6105,7 +6004,6 @@
           <w:b/>
           <w:sz w:val="26"/>
           <w:szCs w:val="20"/>
-          <w:highlight w:val="yellow"/>
         </w:rPr>
         <w:t>mới ghi hết điểm về CSDL</w:t>
       </w:r>
@@ -6115,7 +6013,15 @@
           <w:sz w:val="26"/>
           <w:szCs w:val="20"/>
         </w:rPr>
-        <w:t xml:space="preserve">. </w:t>
+        <w:t>.</w:t>
+      </w:r>
+      <w:r>
+        <w:rPr>
+          <w:rFonts w:ascii="Times New Roman" w:eastAsia="Times New Roman" w:hAnsi="Times New Roman" w:cs="Times New Roman"/>
+          <w:sz w:val="26"/>
+          <w:szCs w:val="20"/>
+        </w:rPr>
+        <w:t xml:space="preserve"> </w:t>
       </w:r>
     </w:p>
     <w:p>
@@ -6212,25 +6118,7 @@
           <w:sz w:val="26"/>
           <w:szCs w:val="26"/>
         </w:rPr>
-        <w:t xml:space="preserve"> </w:t>
-      </w:r>
-      <w:proofErr w:type="gramStart"/>
-      <w:r>
-        <w:rPr>
-          <w:rFonts w:ascii="Times New Roman" w:hAnsi="Times New Roman"/>
-          <w:sz w:val="26"/>
-          <w:szCs w:val="26"/>
-        </w:rPr>
-        <w:t>nhóm :</w:t>
-      </w:r>
-      <w:proofErr w:type="gramEnd"/>
-      <w:r>
-        <w:rPr>
-          <w:rFonts w:ascii="Times New Roman" w:hAnsi="Times New Roman"/>
-          <w:sz w:val="26"/>
-          <w:szCs w:val="26"/>
-        </w:rPr>
-        <w:t xml:space="preserve"> </w:t>
+        <w:t xml:space="preserve"> nhóm : </w:t>
       </w:r>
       <w:r>
         <w:rPr>
@@ -6558,17 +6446,7 @@
           <w:sz w:val="26"/>
           <w:szCs w:val="20"/>
         </w:rPr>
-        <w:t xml:space="preserve">Nhóm </w:t>
-      </w:r>
-      <w:proofErr w:type="gramStart"/>
-      <w:r>
-        <w:rPr>
-          <w:rFonts w:ascii="Times New Roman" w:eastAsia="Times New Roman" w:hAnsi="Times New Roman" w:cs="Times New Roman"/>
-          <w:b/>
-          <w:sz w:val="26"/>
-          <w:szCs w:val="20"/>
-        </w:rPr>
-        <w:t>SV</w:t>
+        <w:t>Nhóm SV</w:t>
       </w:r>
       <w:r>
         <w:rPr>
@@ -6586,7 +6464,6 @@
         </w:rPr>
         <w:t>:</w:t>
       </w:r>
-      <w:proofErr w:type="gramEnd"/>
       <w:r>
         <w:rPr>
           <w:rFonts w:ascii="Times New Roman" w:eastAsia="Times New Roman" w:hAnsi="Times New Roman" w:cs="Times New Roman"/>
@@ -6609,25 +6486,7 @@
           <w:sz w:val="26"/>
           <w:szCs w:val="20"/>
         </w:rPr>
-        <w:t xml:space="preserve">. Tất cả sinh viên đều dùng </w:t>
-      </w:r>
-      <w:proofErr w:type="gramStart"/>
-      <w:r>
-        <w:rPr>
-          <w:rFonts w:ascii="Times New Roman" w:eastAsia="Times New Roman" w:hAnsi="Times New Roman" w:cs="Times New Roman"/>
-          <w:sz w:val="26"/>
-          <w:szCs w:val="20"/>
-        </w:rPr>
-        <w:t>chung</w:t>
-      </w:r>
-      <w:proofErr w:type="gramEnd"/>
-      <w:r>
-        <w:rPr>
-          <w:rFonts w:ascii="Times New Roman" w:eastAsia="Times New Roman" w:hAnsi="Times New Roman" w:cs="Times New Roman"/>
-          <w:sz w:val="26"/>
-          <w:szCs w:val="20"/>
-        </w:rPr>
-        <w:t xml:space="preserve"> 1 login đăng nhập.</w:t>
+        <w:t>. Tất cả sinh viên đều dùng chung 1 login đăng nhập.</w:t>
       </w:r>
     </w:p>
     <w:p>
@@ -6784,36 +6643,15 @@
           <w:szCs w:val="20"/>
           <w:u w:val="single"/>
         </w:rPr>
-        <w:t xml:space="preserve">In </w:t>
-      </w:r>
-      <w:proofErr w:type="gramStart"/>
-      <w:r>
-        <w:rPr>
-          <w:rFonts w:ascii="Times New Roman" w:eastAsia="Times New Roman" w:hAnsi="Times New Roman" w:cs="Times New Roman"/>
-          <w:b/>
-          <w:bCs/>
-          <w:sz w:val="26"/>
-          <w:szCs w:val="20"/>
-          <w:u w:val="single"/>
-        </w:rPr>
-        <w:t>ấn</w:t>
-      </w:r>
-      <w:r>
-        <w:rPr>
-          <w:rFonts w:ascii="Times New Roman" w:eastAsia="Times New Roman" w:hAnsi="Times New Roman" w:cs="Times New Roman"/>
-          <w:sz w:val="26"/>
-          <w:szCs w:val="20"/>
-        </w:rPr>
-        <w:t xml:space="preserve"> :</w:t>
-      </w:r>
-      <w:proofErr w:type="gramEnd"/>
-      <w:r>
-        <w:rPr>
-          <w:rFonts w:ascii="Times New Roman" w:eastAsia="Times New Roman" w:hAnsi="Times New Roman" w:cs="Times New Roman"/>
-          <w:sz w:val="26"/>
-          <w:szCs w:val="20"/>
-        </w:rPr>
-        <w:t xml:space="preserve"> gồm c</w:t>
+        <w:t>In ấn</w:t>
+      </w:r>
+      <w:r>
+        <w:rPr>
+          <w:rFonts w:ascii="Times New Roman" w:eastAsia="Times New Roman" w:hAnsi="Times New Roman" w:cs="Times New Roman"/>
+          <w:sz w:val="26"/>
+          <w:szCs w:val="20"/>
+        </w:rPr>
+        <w:t xml:space="preserve"> : gồm c</w:t>
       </w:r>
       <w:r>
         <w:rPr>
@@ -7765,25 +7603,7 @@
           <w:sz w:val="26"/>
           <w:szCs w:val="20"/>
         </w:rPr>
-        <w:t xml:space="preserve">user nhập vào Niên khóa, học kỳ, môn học, nhóm, chương trình in ra bảng điểm </w:t>
-      </w:r>
-      <w:proofErr w:type="gramStart"/>
-      <w:r>
-        <w:rPr>
-          <w:rFonts w:ascii="Times New Roman" w:eastAsia="Times New Roman" w:hAnsi="Times New Roman" w:cs="Times New Roman"/>
-          <w:sz w:val="26"/>
-          <w:szCs w:val="20"/>
-        </w:rPr>
-        <w:t>theo</w:t>
-      </w:r>
-      <w:proofErr w:type="gramEnd"/>
-      <w:r>
-        <w:rPr>
-          <w:rFonts w:ascii="Times New Roman" w:eastAsia="Times New Roman" w:hAnsi="Times New Roman" w:cs="Times New Roman"/>
-          <w:sz w:val="26"/>
-          <w:szCs w:val="20"/>
-        </w:rPr>
-        <w:t xml:space="preserve"> </w:t>
+        <w:t xml:space="preserve">user nhập vào Niên khóa, học kỳ, môn học, nhóm, chương trình in ra bảng điểm theo </w:t>
       </w:r>
       <w:r>
         <w:rPr>
@@ -8381,23 +8201,13 @@
         </w:rPr>
         <w:t xml:space="preserve">- Thứ </w:t>
       </w:r>
-      <w:proofErr w:type="gramStart"/>
-      <w:r>
-        <w:rPr>
-          <w:rFonts w:ascii="Times New Roman" w:eastAsia="Times New Roman" w:hAnsi="Times New Roman" w:cs="Times New Roman"/>
-          <w:sz w:val="26"/>
-          <w:szCs w:val="20"/>
-        </w:rPr>
-        <w:t>tự  in</w:t>
-      </w:r>
-      <w:proofErr w:type="gramEnd"/>
-      <w:r>
-        <w:rPr>
-          <w:rFonts w:ascii="Times New Roman" w:eastAsia="Times New Roman" w:hAnsi="Times New Roman" w:cs="Times New Roman"/>
-          <w:sz w:val="26"/>
-          <w:szCs w:val="20"/>
-        </w:rPr>
-        <w:t xml:space="preserve"> điểm là theo t</w:t>
+      <w:r>
+        <w:rPr>
+          <w:rFonts w:ascii="Times New Roman" w:eastAsia="Times New Roman" w:hAnsi="Times New Roman" w:cs="Times New Roman"/>
+          <w:sz w:val="26"/>
+          <w:szCs w:val="20"/>
+        </w:rPr>
+        <w:t>tự  in điểm là theo t</w:t>
       </w:r>
       <w:r>
         <w:rPr>
@@ -8922,25 +8732,7 @@
           <w:sz w:val="26"/>
           <w:szCs w:val="20"/>
         </w:rPr>
-        <w:t>: #</w:t>
-      </w:r>
-      <w:proofErr w:type="gramStart"/>
-      <w:r>
-        <w:rPr>
-          <w:rFonts w:ascii="Times New Roman" w:eastAsia="Times New Roman" w:hAnsi="Times New Roman" w:cs="Times New Roman"/>
-          <w:sz w:val="26"/>
-          <w:szCs w:val="20"/>
-        </w:rPr>
-        <w:t>,#</w:t>
-      </w:r>
-      <w:proofErr w:type="gramEnd"/>
-      <w:r>
-        <w:rPr>
-          <w:rFonts w:ascii="Times New Roman" w:eastAsia="Times New Roman" w:hAnsi="Times New Roman" w:cs="Times New Roman"/>
-          <w:sz w:val="26"/>
-          <w:szCs w:val="20"/>
-        </w:rPr>
-        <w:t xml:space="preserve">##,##0 ( </w:t>
+        <w:t xml:space="preserve">: #,###,##0 ( </w:t>
       </w:r>
       <w:r>
         <w:rPr>
@@ -9454,25 +9246,7 @@
           <w:sz w:val="26"/>
           <w:szCs w:val="20"/>
         </w:rPr>
-        <w:t xml:space="preserve"> </w:t>
-      </w:r>
-      <w:proofErr w:type="gramStart"/>
-      <w:r>
-        <w:rPr>
-          <w:rFonts w:ascii="Times New Roman" w:eastAsia="Times New Roman" w:hAnsi="Times New Roman" w:cs="Times New Roman"/>
-          <w:sz w:val="26"/>
-          <w:szCs w:val="20"/>
-        </w:rPr>
-        <w:t>theo</w:t>
-      </w:r>
-      <w:proofErr w:type="gramEnd"/>
-      <w:r>
-        <w:rPr>
-          <w:rFonts w:ascii="Times New Roman" w:eastAsia="Times New Roman" w:hAnsi="Times New Roman" w:cs="Times New Roman"/>
-          <w:sz w:val="26"/>
-          <w:szCs w:val="20"/>
-        </w:rPr>
-        <w:t xml:space="preserve"> mẫu sau</w:t>
+        <w:t xml:space="preserve"> theo mẫu sau</w:t>
       </w:r>
     </w:p>
     <w:p>
@@ -9553,16 +9327,7 @@
           <w:sz w:val="26"/>
           <w:szCs w:val="20"/>
         </w:rPr>
-        <w:t xml:space="preserve">b. Sao lưu &amp; Phục hồi cơ sở dữ </w:t>
-      </w:r>
-      <w:proofErr w:type="gramStart"/>
-      <w:r>
-        <w:rPr>
-          <w:rFonts w:ascii="Times New Roman" w:eastAsia="Times New Roman" w:hAnsi="Times New Roman" w:cs="Times New Roman"/>
-          <w:sz w:val="26"/>
-          <w:szCs w:val="20"/>
-        </w:rPr>
-        <w:t xml:space="preserve">liệu </w:t>
+        <w:t xml:space="preserve">b. Sao lưu &amp; Phục hồi cơ sở dữ liệu </w:t>
       </w:r>
       <w:r>
         <w:rPr>
@@ -9578,16 +9343,7 @@
           <w:sz w:val="26"/>
           <w:szCs w:val="26"/>
         </w:rPr>
-        <w:t>ó</w:t>
-      </w:r>
-      <w:proofErr w:type="gramEnd"/>
-      <w:r>
-        <w:rPr>
-          <w:rFonts w:ascii="Times New Roman" w:hAnsi="Times New Roman"/>
-          <w:sz w:val="26"/>
-          <w:szCs w:val="26"/>
-        </w:rPr>
-        <w:t xml:space="preserve"> các chức năng như trong các hình dưới đây:</w:t>
+        <w:t>ó các chức năng như trong các hình dưới đây:</w:t>
       </w:r>
     </w:p>
     <w:p>
@@ -10021,7 +9777,7 @@
 </file>
 
 <file path=word/endnotes.xml><?xml version="1.0" encoding="utf-8"?>
-<w:endnotes xmlns:wpc="http://schemas.microsoft.com/office/word/2010/wordprocessingCanvas" xmlns:mc="http://schemas.openxmlformats.org/markup-compatibility/2006" xmlns:o="urn:schemas-microsoft-com:office:office" xmlns:r="http://schemas.openxmlformats.org/officeDocument/2006/relationships" xmlns:m="http://schemas.openxmlformats.org/officeDocument/2006/math" xmlns:v="urn:schemas-microsoft-com:vml" xmlns:wp14="http://schemas.microsoft.com/office/word/2010/wordprocessingDrawing" xmlns:wp="http://schemas.openxmlformats.org/drawingml/2006/wordprocessingDrawing" xmlns:w10="urn:schemas-microsoft-com:office:word" xmlns:w="http://schemas.openxmlformats.org/wordprocessingml/2006/main" xmlns:w14="http://schemas.microsoft.com/office/word/2010/wordml" xmlns:w15="http://schemas.microsoft.com/office/word/2012/wordml" xmlns:wpg="http://schemas.microsoft.com/office/word/2010/wordprocessingGroup" xmlns:wpi="http://schemas.microsoft.com/office/word/2010/wordprocessingInk" xmlns:wne="http://schemas.microsoft.com/office/word/2006/wordml" xmlns:wps="http://schemas.microsoft.com/office/word/2010/wordprocessingShape" mc:Ignorable="w14 w15 wp14">
+<w:endnotes xmlns:wpc="http://schemas.microsoft.com/office/word/2010/wordprocessingCanvas" xmlns:cx="http://schemas.microsoft.com/office/drawing/2014/chartex" xmlns:cx1="http://schemas.microsoft.com/office/drawing/2015/9/8/chartex" xmlns:cx2="http://schemas.microsoft.com/office/drawing/2015/10/21/chartex" xmlns:cx3="http://schemas.microsoft.com/office/drawing/2016/5/9/chartex" xmlns:cx4="http://schemas.microsoft.com/office/drawing/2016/5/10/chartex" xmlns:cx5="http://schemas.microsoft.com/office/drawing/2016/5/11/chartex" xmlns:cx6="http://schemas.microsoft.com/office/drawing/2016/5/12/chartex" xmlns:cx7="http://schemas.microsoft.com/office/drawing/2016/5/13/chartex" xmlns:cx8="http://schemas.microsoft.com/office/drawing/2016/5/14/chartex" xmlns:mc="http://schemas.openxmlformats.org/markup-compatibility/2006" xmlns:aink="http://schemas.microsoft.com/office/drawing/2016/ink" xmlns:am3d="http://schemas.microsoft.com/office/drawing/2017/model3d" xmlns:o="urn:schemas-microsoft-com:office:office" xmlns:oel="http://schemas.microsoft.com/office/2019/extlst" xmlns:r="http://schemas.openxmlformats.org/officeDocument/2006/relationships" xmlns:m="http://schemas.openxmlformats.org/officeDocument/2006/math" xmlns:v="urn:schemas-microsoft-com:vml" xmlns:wp14="http://schemas.microsoft.com/office/word/2010/wordprocessingDrawing" xmlns:wp="http://schemas.openxmlformats.org/drawingml/2006/wordprocessingDrawing" xmlns:w10="urn:schemas-microsoft-com:office:word" xmlns:w="http://schemas.openxmlformats.org/wordprocessingml/2006/main" xmlns:w14="http://schemas.microsoft.com/office/word/2010/wordml" xmlns:w15="http://schemas.microsoft.com/office/word/2012/wordml" xmlns:w16cex="http://schemas.microsoft.com/office/word/2018/wordml/cex" xmlns:w16cid="http://schemas.microsoft.com/office/word/2016/wordml/cid" xmlns:w16="http://schemas.microsoft.com/office/word/2018/wordml" xmlns:w16du="http://schemas.microsoft.com/office/word/2023/wordml/word16du" xmlns:w16sdtdh="http://schemas.microsoft.com/office/word/2020/wordml/sdtdatahash" xmlns:w16sdtfl="http://schemas.microsoft.com/office/word/2024/wordml/sdtformatlock" xmlns:w16se="http://schemas.microsoft.com/office/word/2015/wordml/symex" xmlns:wpg="http://schemas.microsoft.com/office/word/2010/wordprocessingGroup" xmlns:wpi="http://schemas.microsoft.com/office/word/2010/wordprocessingInk" xmlns:wne="http://schemas.microsoft.com/office/word/2006/wordml" xmlns:wps="http://schemas.microsoft.com/office/word/2010/wordprocessingShape" mc:Ignorable="w14 w15 w16se w16cid w16 w16cex w16sdtdh w16sdtfl w16du wp14">
   <w:endnote w:type="separator" w:id="-1">
     <w:p>
       <w:pPr>
@@ -10046,7 +9802,7 @@
 </file>
 
 <file path=word/footnotes.xml><?xml version="1.0" encoding="utf-8"?>
-<w:footnotes xmlns:wpc="http://schemas.microsoft.com/office/word/2010/wordprocessingCanvas" xmlns:mc="http://schemas.openxmlformats.org/markup-compatibility/2006" xmlns:o="urn:schemas-microsoft-com:office:office" xmlns:r="http://schemas.openxmlformats.org/officeDocument/2006/relationships" xmlns:m="http://schemas.openxmlformats.org/officeDocument/2006/math" xmlns:v="urn:schemas-microsoft-com:vml" xmlns:wp14="http://schemas.microsoft.com/office/word/2010/wordprocessingDrawing" xmlns:wp="http://schemas.openxmlformats.org/drawingml/2006/wordprocessingDrawing" xmlns:w10="urn:schemas-microsoft-com:office:word" xmlns:w="http://schemas.openxmlformats.org/wordprocessingml/2006/main" xmlns:w14="http://schemas.microsoft.com/office/word/2010/wordml" xmlns:w15="http://schemas.microsoft.com/office/word/2012/wordml" xmlns:wpg="http://schemas.microsoft.com/office/word/2010/wordprocessingGroup" xmlns:wpi="http://schemas.microsoft.com/office/word/2010/wordprocessingInk" xmlns:wne="http://schemas.microsoft.com/office/word/2006/wordml" xmlns:wps="http://schemas.microsoft.com/office/word/2010/wordprocessingShape" mc:Ignorable="w14 w15 wp14">
+<w:footnotes xmlns:wpc="http://schemas.microsoft.com/office/word/2010/wordprocessingCanvas" xmlns:cx="http://schemas.microsoft.com/office/drawing/2014/chartex" xmlns:cx1="http://schemas.microsoft.com/office/drawing/2015/9/8/chartex" xmlns:cx2="http://schemas.microsoft.com/office/drawing/2015/10/21/chartex" xmlns:cx3="http://schemas.microsoft.com/office/drawing/2016/5/9/chartex" xmlns:cx4="http://schemas.microsoft.com/office/drawing/2016/5/10/chartex" xmlns:cx5="http://schemas.microsoft.com/office/drawing/2016/5/11/chartex" xmlns:cx6="http://schemas.microsoft.com/office/drawing/2016/5/12/chartex" xmlns:cx7="http://schemas.microsoft.com/office/drawing/2016/5/13/chartex" xmlns:cx8="http://schemas.microsoft.com/office/drawing/2016/5/14/chartex" xmlns:mc="http://schemas.openxmlformats.org/markup-compatibility/2006" xmlns:aink="http://schemas.microsoft.com/office/drawing/2016/ink" xmlns:am3d="http://schemas.microsoft.com/office/drawing/2017/model3d" xmlns:o="urn:schemas-microsoft-com:office:office" xmlns:oel="http://schemas.microsoft.com/office/2019/extlst" xmlns:r="http://schemas.openxmlformats.org/officeDocument/2006/relationships" xmlns:m="http://schemas.openxmlformats.org/officeDocument/2006/math" xmlns:v="urn:schemas-microsoft-com:vml" xmlns:wp14="http://schemas.microsoft.com/office/word/2010/wordprocessingDrawing" xmlns:wp="http://schemas.openxmlformats.org/drawingml/2006/wordprocessingDrawing" xmlns:w10="urn:schemas-microsoft-com:office:word" xmlns:w="http://schemas.openxmlformats.org/wordprocessingml/2006/main" xmlns:w14="http://schemas.microsoft.com/office/word/2010/wordml" xmlns:w15="http://schemas.microsoft.com/office/word/2012/wordml" xmlns:w16cex="http://schemas.microsoft.com/office/word/2018/wordml/cex" xmlns:w16cid="http://schemas.microsoft.com/office/word/2016/wordml/cid" xmlns:w16="http://schemas.microsoft.com/office/word/2018/wordml" xmlns:w16du="http://schemas.microsoft.com/office/word/2023/wordml/word16du" xmlns:w16sdtdh="http://schemas.microsoft.com/office/word/2020/wordml/sdtdatahash" xmlns:w16sdtfl="http://schemas.microsoft.com/office/word/2024/wordml/sdtformatlock" xmlns:w16se="http://schemas.microsoft.com/office/word/2015/wordml/symex" xmlns:wpg="http://schemas.microsoft.com/office/word/2010/wordprocessingGroup" xmlns:wpi="http://schemas.microsoft.com/office/word/2010/wordprocessingInk" xmlns:wne="http://schemas.microsoft.com/office/word/2006/wordml" xmlns:wps="http://schemas.microsoft.com/office/word/2010/wordprocessingShape" mc:Ignorable="w14 w15 w16se w16cid w16 w16cex w16sdtdh w16sdtfl w16du wp14">
   <w:footnote w:type="separator" w:id="-1">
     <w:p>
       <w:pPr>
@@ -10071,7 +9827,7 @@
 </file>
 
 <file path=word/header1.xml><?xml version="1.0" encoding="utf-8"?>
-<w:hdr xmlns:wpc="http://schemas.microsoft.com/office/word/2010/wordprocessingCanvas" xmlns:mc="http://schemas.openxmlformats.org/markup-compatibility/2006" xmlns:o="urn:schemas-microsoft-com:office:office" xmlns:r="http://schemas.openxmlformats.org/officeDocument/2006/relationships" xmlns:m="http://schemas.openxmlformats.org/officeDocument/2006/math" xmlns:v="urn:schemas-microsoft-com:vml" xmlns:wp14="http://schemas.microsoft.com/office/word/2010/wordprocessingDrawing" xmlns:wp="http://schemas.openxmlformats.org/drawingml/2006/wordprocessingDrawing" xmlns:w10="urn:schemas-microsoft-com:office:word" xmlns:w="http://schemas.openxmlformats.org/wordprocessingml/2006/main" xmlns:w14="http://schemas.microsoft.com/office/word/2010/wordml" xmlns:w15="http://schemas.microsoft.com/office/word/2012/wordml" xmlns:wpg="http://schemas.microsoft.com/office/word/2010/wordprocessingGroup" xmlns:wpi="http://schemas.microsoft.com/office/word/2010/wordprocessingInk" xmlns:wne="http://schemas.microsoft.com/office/word/2006/wordml" xmlns:wps="http://schemas.microsoft.com/office/word/2010/wordprocessingShape" mc:Ignorable="w14 w15 wp14">
+<w:hdr xmlns:wpc="http://schemas.microsoft.com/office/word/2010/wordprocessingCanvas" xmlns:cx="http://schemas.microsoft.com/office/drawing/2014/chartex" xmlns:cx1="http://schemas.microsoft.com/office/drawing/2015/9/8/chartex" xmlns:cx2="http://schemas.microsoft.com/office/drawing/2015/10/21/chartex" xmlns:cx3="http://schemas.microsoft.com/office/drawing/2016/5/9/chartex" xmlns:cx4="http://schemas.microsoft.com/office/drawing/2016/5/10/chartex" xmlns:cx5="http://schemas.microsoft.com/office/drawing/2016/5/11/chartex" xmlns:cx6="http://schemas.microsoft.com/office/drawing/2016/5/12/chartex" xmlns:cx7="http://schemas.microsoft.com/office/drawing/2016/5/13/chartex" xmlns:cx8="http://schemas.microsoft.com/office/drawing/2016/5/14/chartex" xmlns:mc="http://schemas.openxmlformats.org/markup-compatibility/2006" xmlns:aink="http://schemas.microsoft.com/office/drawing/2016/ink" xmlns:am3d="http://schemas.microsoft.com/office/drawing/2017/model3d" xmlns:o="urn:schemas-microsoft-com:office:office" xmlns:oel="http://schemas.microsoft.com/office/2019/extlst" xmlns:r="http://schemas.openxmlformats.org/officeDocument/2006/relationships" xmlns:m="http://schemas.openxmlformats.org/officeDocument/2006/math" xmlns:v="urn:schemas-microsoft-com:vml" xmlns:wp14="http://schemas.microsoft.com/office/word/2010/wordprocessingDrawing" xmlns:wp="http://schemas.openxmlformats.org/drawingml/2006/wordprocessingDrawing" xmlns:w10="urn:schemas-microsoft-com:office:word" xmlns:w="http://schemas.openxmlformats.org/wordprocessingml/2006/main" xmlns:w14="http://schemas.microsoft.com/office/word/2010/wordml" xmlns:w15="http://schemas.microsoft.com/office/word/2012/wordml" xmlns:w16cex="http://schemas.microsoft.com/office/word/2018/wordml/cex" xmlns:w16cid="http://schemas.microsoft.com/office/word/2016/wordml/cid" xmlns:w16="http://schemas.microsoft.com/office/word/2018/wordml" xmlns:w16du="http://schemas.microsoft.com/office/word/2023/wordml/word16du" xmlns:w16sdtdh="http://schemas.microsoft.com/office/word/2020/wordml/sdtdatahash" xmlns:w16sdtfl="http://schemas.microsoft.com/office/word/2024/wordml/sdtformatlock" xmlns:w16se="http://schemas.microsoft.com/office/word/2015/wordml/symex" xmlns:wpg="http://schemas.microsoft.com/office/word/2010/wordprocessingGroup" xmlns:wpi="http://schemas.microsoft.com/office/word/2010/wordprocessingInk" xmlns:wne="http://schemas.microsoft.com/office/word/2006/wordml" xmlns:wps="http://schemas.microsoft.com/office/word/2010/wordprocessingShape" mc:Ignorable="w14 w15 w16se w16cid w16 w16cex w16sdtdh w16sdtfl w16du wp14">
   <w:p>
     <w:pPr>
       <w:pStyle w:val="Header"/>
@@ -10109,7 +9865,7 @@
 </file>
 
 <file path=word/header2.xml><?xml version="1.0" encoding="utf-8"?>
-<w:hdr xmlns:wpc="http://schemas.microsoft.com/office/word/2010/wordprocessingCanvas" xmlns:mc="http://schemas.openxmlformats.org/markup-compatibility/2006" xmlns:o="urn:schemas-microsoft-com:office:office" xmlns:r="http://schemas.openxmlformats.org/officeDocument/2006/relationships" xmlns:m="http://schemas.openxmlformats.org/officeDocument/2006/math" xmlns:v="urn:schemas-microsoft-com:vml" xmlns:wp14="http://schemas.microsoft.com/office/word/2010/wordprocessingDrawing" xmlns:wp="http://schemas.openxmlformats.org/drawingml/2006/wordprocessingDrawing" xmlns:w10="urn:schemas-microsoft-com:office:word" xmlns:w="http://schemas.openxmlformats.org/wordprocessingml/2006/main" xmlns:w14="http://schemas.microsoft.com/office/word/2010/wordml" xmlns:w15="http://schemas.microsoft.com/office/word/2012/wordml" xmlns:wpg="http://schemas.microsoft.com/office/word/2010/wordprocessingGroup" xmlns:wpi="http://schemas.microsoft.com/office/word/2010/wordprocessingInk" xmlns:wne="http://schemas.microsoft.com/office/word/2006/wordml" xmlns:wps="http://schemas.microsoft.com/office/word/2010/wordprocessingShape" mc:Ignorable="w14 w15 wp14">
+<w:hdr xmlns:wpc="http://schemas.microsoft.com/office/word/2010/wordprocessingCanvas" xmlns:cx="http://schemas.microsoft.com/office/drawing/2014/chartex" xmlns:cx1="http://schemas.microsoft.com/office/drawing/2015/9/8/chartex" xmlns:cx2="http://schemas.microsoft.com/office/drawing/2015/10/21/chartex" xmlns:cx3="http://schemas.microsoft.com/office/drawing/2016/5/9/chartex" xmlns:cx4="http://schemas.microsoft.com/office/drawing/2016/5/10/chartex" xmlns:cx5="http://schemas.microsoft.com/office/drawing/2016/5/11/chartex" xmlns:cx6="http://schemas.microsoft.com/office/drawing/2016/5/12/chartex" xmlns:cx7="http://schemas.microsoft.com/office/drawing/2016/5/13/chartex" xmlns:cx8="http://schemas.microsoft.com/office/drawing/2016/5/14/chartex" xmlns:mc="http://schemas.openxmlformats.org/markup-compatibility/2006" xmlns:aink="http://schemas.microsoft.com/office/drawing/2016/ink" xmlns:am3d="http://schemas.microsoft.com/office/drawing/2017/model3d" xmlns:o="urn:schemas-microsoft-com:office:office" xmlns:oel="http://schemas.microsoft.com/office/2019/extlst" xmlns:r="http://schemas.openxmlformats.org/officeDocument/2006/relationships" xmlns:m="http://schemas.openxmlformats.org/officeDocument/2006/math" xmlns:v="urn:schemas-microsoft-com:vml" xmlns:wp14="http://schemas.microsoft.com/office/word/2010/wordprocessingDrawing" xmlns:wp="http://schemas.openxmlformats.org/drawingml/2006/wordprocessingDrawing" xmlns:w10="urn:schemas-microsoft-com:office:word" xmlns:w="http://schemas.openxmlformats.org/wordprocessingml/2006/main" xmlns:w14="http://schemas.microsoft.com/office/word/2010/wordml" xmlns:w15="http://schemas.microsoft.com/office/word/2012/wordml" xmlns:w16cex="http://schemas.microsoft.com/office/word/2018/wordml/cex" xmlns:w16cid="http://schemas.microsoft.com/office/word/2016/wordml/cid" xmlns:w16="http://schemas.microsoft.com/office/word/2018/wordml" xmlns:w16du="http://schemas.microsoft.com/office/word/2023/wordml/word16du" xmlns:w16sdtdh="http://schemas.microsoft.com/office/word/2020/wordml/sdtdatahash" xmlns:w16sdtfl="http://schemas.microsoft.com/office/word/2024/wordml/sdtformatlock" xmlns:w16se="http://schemas.microsoft.com/office/word/2015/wordml/symex" xmlns:wpg="http://schemas.microsoft.com/office/word/2010/wordprocessingGroup" xmlns:wpi="http://schemas.microsoft.com/office/word/2010/wordprocessingInk" xmlns:wne="http://schemas.microsoft.com/office/word/2006/wordml" xmlns:wps="http://schemas.microsoft.com/office/word/2010/wordprocessingShape" mc:Ignorable="w14 w15 w16se w16cid w16 w16cex w16sdtdh w16sdtfl w16du wp14">
   <w:p>
     <w:pPr>
       <w:pStyle w:val="Header"/>
@@ -10164,7 +9920,7 @@
 </file>
 
 <file path=word/numbering.xml><?xml version="1.0" encoding="utf-8"?>
-<w:numbering xmlns:wpc="http://schemas.microsoft.com/office/word/2010/wordprocessingCanvas" xmlns:mc="http://schemas.openxmlformats.org/markup-compatibility/2006" xmlns:o="urn:schemas-microsoft-com:office:office" xmlns:r="http://schemas.openxmlformats.org/officeDocument/2006/relationships" xmlns:m="http://schemas.openxmlformats.org/officeDocument/2006/math" xmlns:v="urn:schemas-microsoft-com:vml" xmlns:wp14="http://schemas.microsoft.com/office/word/2010/wordprocessingDrawing" xmlns:wp="http://schemas.openxmlformats.org/drawingml/2006/wordprocessingDrawing" xmlns:w10="urn:schemas-microsoft-com:office:word" xmlns:w="http://schemas.openxmlformats.org/wordprocessingml/2006/main" xmlns:w14="http://schemas.microsoft.com/office/word/2010/wordml" xmlns:w15="http://schemas.microsoft.com/office/word/2012/wordml" xmlns:wpg="http://schemas.microsoft.com/office/word/2010/wordprocessingGroup" xmlns:wpi="http://schemas.microsoft.com/office/word/2010/wordprocessingInk" xmlns:wne="http://schemas.microsoft.com/office/word/2006/wordml" xmlns:wps="http://schemas.microsoft.com/office/word/2010/wordprocessingShape" mc:Ignorable="w14 w15 wp14">
+<w:numbering xmlns:wpc="http://schemas.microsoft.com/office/word/2010/wordprocessingCanvas" xmlns:cx="http://schemas.microsoft.com/office/drawing/2014/chartex" xmlns:cx1="http://schemas.microsoft.com/office/drawing/2015/9/8/chartex" xmlns:cx2="http://schemas.microsoft.com/office/drawing/2015/10/21/chartex" xmlns:cx3="http://schemas.microsoft.com/office/drawing/2016/5/9/chartex" xmlns:cx4="http://schemas.microsoft.com/office/drawing/2016/5/10/chartex" xmlns:cx5="http://schemas.microsoft.com/office/drawing/2016/5/11/chartex" xmlns:cx6="http://schemas.microsoft.com/office/drawing/2016/5/12/chartex" xmlns:cx7="http://schemas.microsoft.com/office/drawing/2016/5/13/chartex" xmlns:cx8="http://schemas.microsoft.com/office/drawing/2016/5/14/chartex" xmlns:mc="http://schemas.openxmlformats.org/markup-compatibility/2006" xmlns:aink="http://schemas.microsoft.com/office/drawing/2016/ink" xmlns:am3d="http://schemas.microsoft.com/office/drawing/2017/model3d" xmlns:o="urn:schemas-microsoft-com:office:office" xmlns:oel="http://schemas.microsoft.com/office/2019/extlst" xmlns:r="http://schemas.openxmlformats.org/officeDocument/2006/relationships" xmlns:m="http://schemas.openxmlformats.org/officeDocument/2006/math" xmlns:v="urn:schemas-microsoft-com:vml" xmlns:wp14="http://schemas.microsoft.com/office/word/2010/wordprocessingDrawing" xmlns:wp="http://schemas.openxmlformats.org/drawingml/2006/wordprocessingDrawing" xmlns:w10="urn:schemas-microsoft-com:office:word" xmlns:w="http://schemas.openxmlformats.org/wordprocessingml/2006/main" xmlns:w14="http://schemas.microsoft.com/office/word/2010/wordml" xmlns:w15="http://schemas.microsoft.com/office/word/2012/wordml" xmlns:w16cex="http://schemas.microsoft.com/office/word/2018/wordml/cex" xmlns:w16cid="http://schemas.microsoft.com/office/word/2016/wordml/cid" xmlns:w16="http://schemas.microsoft.com/office/word/2018/wordml" xmlns:w16du="http://schemas.microsoft.com/office/word/2023/wordml/word16du" xmlns:w16sdtdh="http://schemas.microsoft.com/office/word/2020/wordml/sdtdatahash" xmlns:w16sdtfl="http://schemas.microsoft.com/office/word/2024/wordml/sdtformatlock" xmlns:w16se="http://schemas.microsoft.com/office/word/2015/wordml/symex" xmlns:wpg="http://schemas.microsoft.com/office/word/2010/wordprocessingGroup" xmlns:wpi="http://schemas.microsoft.com/office/word/2010/wordprocessingInk" xmlns:wne="http://schemas.microsoft.com/office/word/2006/wordml" xmlns:wps="http://schemas.microsoft.com/office/word/2010/wordprocessingShape" mc:Ignorable="w14 w15 w16se w16cid w16 w16cex w16sdtdh w16sdtfl w16du wp14">
   <w:abstractNum w:abstractNumId="0" w15:restartNumberingAfterBreak="0">
     <w:nsid w:val="18162BD1"/>
     <w:multiLevelType w:val="multilevel"/>
@@ -10818,29 +10574,29 @@
       </w:pPr>
     </w:lvl>
   </w:abstractNum>
-  <w:num w:numId="1">
+  <w:num w:numId="1" w16cid:durableId="1572539268">
     <w:abstractNumId w:val="4"/>
   </w:num>
-  <w:num w:numId="2">
+  <w:num w:numId="2" w16cid:durableId="1465082820">
     <w:abstractNumId w:val="1"/>
   </w:num>
-  <w:num w:numId="3">
+  <w:num w:numId="3" w16cid:durableId="175458714">
     <w:abstractNumId w:val="2"/>
   </w:num>
-  <w:num w:numId="4">
+  <w:num w:numId="4" w16cid:durableId="399400292">
     <w:abstractNumId w:val="5"/>
   </w:num>
-  <w:num w:numId="5">
+  <w:num w:numId="5" w16cid:durableId="320429761">
     <w:abstractNumId w:val="0"/>
   </w:num>
-  <w:num w:numId="6">
+  <w:num w:numId="6" w16cid:durableId="1307319795">
     <w:abstractNumId w:val="3"/>
   </w:num>
 </w:numbering>
 </file>
 
 <file path=word/styles.xml><?xml version="1.0" encoding="utf-8"?>
-<w:styles xmlns:mc="http://schemas.openxmlformats.org/markup-compatibility/2006" xmlns:r="http://schemas.openxmlformats.org/officeDocument/2006/relationships" xmlns:w="http://schemas.openxmlformats.org/wordprocessingml/2006/main" xmlns:w14="http://schemas.microsoft.com/office/word/2010/wordml" xmlns:w15="http://schemas.microsoft.com/office/word/2012/wordml" mc:Ignorable="w14 w15">
+<w:styles xmlns:mc="http://schemas.openxmlformats.org/markup-compatibility/2006" xmlns:r="http://schemas.openxmlformats.org/officeDocument/2006/relationships" xmlns:w="http://schemas.openxmlformats.org/wordprocessingml/2006/main" xmlns:w14="http://schemas.microsoft.com/office/word/2010/wordml" xmlns:w15="http://schemas.microsoft.com/office/word/2012/wordml" xmlns:w16cex="http://schemas.microsoft.com/office/word/2018/wordml/cex" xmlns:w16cid="http://schemas.microsoft.com/office/word/2016/wordml/cid" xmlns:w16="http://schemas.microsoft.com/office/word/2018/wordml" xmlns:w16du="http://schemas.microsoft.com/office/word/2023/wordml/word16du" xmlns:w16sdtdh="http://schemas.microsoft.com/office/word/2020/wordml/sdtdatahash" xmlns:w16sdtfl="http://schemas.microsoft.com/office/word/2024/wordml/sdtformatlock" xmlns:w16se="http://schemas.microsoft.com/office/word/2015/wordml/symex" mc:Ignorable="w14 w15 w16se w16cid w16 w16cex w16sdtdh w16sdtfl w16du">
   <w:docDefaults>
     <w:rPrDefault>
       <w:rPr>
@@ -10856,7 +10612,7 @@
       </w:pPr>
     </w:pPrDefault>
   </w:docDefaults>
-  <w:latentStyles w:defLockedState="0" w:defUIPriority="99" w:defSemiHidden="0" w:defUnhideWhenUsed="0" w:defQFormat="0" w:count="371">
+  <w:latentStyles w:defLockedState="0" w:defUIPriority="99" w:defSemiHidden="0" w:defUnhideWhenUsed="0" w:defQFormat="0" w:count="376">
     <w:lsdException w:name="Normal" w:uiPriority="0" w:qFormat="1"/>
     <w:lsdException w:name="heading 1" w:uiPriority="0" w:qFormat="1"/>
     <w:lsdException w:name="heading 2" w:semiHidden="1" w:uiPriority="0" w:unhideWhenUsed="1" w:qFormat="1"/>
@@ -11228,6 +10984,11 @@
     <w:lsdException w:name="List Table 5 Dark Accent 6" w:uiPriority="50"/>
     <w:lsdException w:name="List Table 6 Colorful Accent 6" w:uiPriority="51"/>
     <w:lsdException w:name="List Table 7 Colorful Accent 6" w:uiPriority="52"/>
+    <w:lsdException w:name="Mention" w:semiHidden="1" w:unhideWhenUsed="1"/>
+    <w:lsdException w:name="Smart Hyperlink" w:semiHidden="1" w:unhideWhenUsed="1"/>
+    <w:lsdException w:name="Hashtag" w:semiHidden="1" w:unhideWhenUsed="1"/>
+    <w:lsdException w:name="Unresolved Mention" w:semiHidden="1" w:unhideWhenUsed="1"/>
+    <w:lsdException w:name="Smart Link" w:semiHidden="1" w:unhideWhenUsed="1"/>
   </w:latentStyles>
   <w:style w:type="paragraph" w:default="1" w:styleId="Normal">
     <w:name w:val="Normal"/>
